--- a/Programacion II/Entregas docente/2026-2/ACUERDO PEDAGOGICO - Programación II - 2026-2.docx
+++ b/Programacion II/Entregas docente/2026-2/ACUERDO PEDAGOGICO - Programación II - 2026-2.docx
@@ -939,9 +939,9 @@
               </w:rPr>
               <w:t>Acuerdo sobre los aspectos metodológicos</w:t>
               <w:br/>
-              <w:t>Periodo 2026-2 · Grupo 341C · Miércoles 20:00–22:00 (120 min).</w:t>
+              <w:t>Periodo 2026-2 · Grupo 341C · Miércoles 18:00 – 20:00 (120 min).</w:t>
               <w:br/>
-              <w:t>Modalidad: Virtual (clases y parciales síncronos · festivos autónomos).</w:t>
+              <w:t>Modalidad: Presencialidad asistida (Clase 1 y parciales presencial síncrono · resto de clases virtual síncrona · festivos = clase autónoma).</w:t>
               <w:br/>
               <w:t>Estructura de clase: Teoría Core · Taller Guiado calificable (entrega máx. domingo 23:59) · Quiz corto.</w:t>
               <w:br/>
@@ -3534,7 +3534,7 @@
     </w:p>
     <w:p>
       <w:r>
-        <w:t>Docente: Julian Andres Castaño Espinosa · Correo: julianacastano@profesores.uniajc.edu.co · Horario: Miércoles 20:00 – 22:00 (120 min) · Modalidad: Virtual (confirmar calendario virtual del mes en Campus Virtual) · Código: FI303204 · PRELLENADO 2026-2 — campos de estudiantes pendientes.</w:t>
+        <w:t>Docente: Julian Andres Castaño Espinosa · Correo: julianacastano@profesores.uniajc.edu.co · Horario: Miércoles 18:00 – 20:00 (120 min) · Modalidad: Presencialidad asistida (Clase 1 y parciales presencial síncrono · resto de clases virtual síncrona · festivos = clase autónoma) · Código: FI303204 · PRELLENADO 2026-2 — campos de estudiantes pendientes.</w:t>
       </w:r>
     </w:p>
     <w:sectPr>

--- a/Programacion II/Entregas docente/2026-2/ACUERDO PEDAGOGICO - Programación II - 2026-2.docx
+++ b/Programacion II/Entregas docente/2026-2/ACUERDO PEDAGOGICO - Programación II - 2026-2.docx
@@ -1039,12 +1039,12 @@
               <w:br/>
               <w:t>Primer corte (30%) — [10/08/2026 al 13/09/2026] — Clases 1–5:</w:t>
               <w:br/>
-              <w:t>* 10% Parcial 1 (cierre de corte, Clase 5 · 09/09/2026) | 10% Talleres y Quiz | 10% Asistencia</w:t>
+              <w:t>* 10% Parcial 1 (cierre de corte, Clase 5 · 09/09/2026) | 10% Talleres o Quiz | 10% Asistencia</w:t>
               <w:br/>
               <w:br/>
               <w:t>Segundo corte (30%) — [14/09/2026 al 18/10/2026] — Clases 6–10:</w:t>
               <w:br/>
-              <w:t>* 10% Parcial 2 (cierre de corte, Clase 10 · 14/10/2026) | 10% Talleres y Quiz | 10% Asistencia</w:t>
+              <w:t>* 10% Parcial 2 (cierre de corte, Clase 10 · 14/10/2026) | 10% Talleres o Quiz | 10% Asistencia</w:t>
               <w:br/>
               <w:br/>
               <w:t>Tercer corte (40%) — [19/10/2026 al 22/11/2026] — Clases 11–15:</w:t>

--- a/Programacion II/Entregas docente/2026-2/ACUERDO PEDAGOGICO - Programación II - 2026-2.docx
+++ b/Programacion II/Entregas docente/2026-2/ACUERDO PEDAGOGICO - Programación II - 2026-2.docx
@@ -846,7 +846,7 @@
               </w:rPr>
               <w:t>[PRELLENADO 2026-2 — pendiente socialización con el grupo]</w:t>
               <w:br/>
-              <w:t>Periodo académico: 10/08/2026 al 22/11/2026.</w:t>
+              <w:t>Periodo académico: 24/08/2026 al 22/11/2026.</w:t>
               <w:br/>
               <w:t>Pendiente: aprobación/ajustes con estudiantes, listado oficial, vocero y firmas.</w:t>
               <w:br/>
@@ -941,17 +941,17 @@
               <w:br/>
               <w:t>Periodo 2026-2 · Grupo 341C · Miércoles 18:00 – 20:00 (120 min).</w:t>
               <w:br/>
-              <w:t>Modalidad: Presencialidad asistida (Clase 1 y parciales presencial síncrono · resto de clases virtual síncrona · festivos = clase autónoma).</w:t>
+              <w:t>Modalidad: Presencialidad asistida (Sesión 1 y parciales presencial síncrono · resto de sesiones regulares virtual síncrona · festivos = clase autónoma).</w:t>
               <w:br/>
               <w:t>Estructura de clase: Teoría Core · Taller Guiado calificable (entrega máx. domingo 23:59) · Quiz corto.</w:t>
               <w:br/>
               <w:t>Enfoque: aprendizaje activo / ABPr con Proyecto Integrador.</w:t>
               <w:br/>
-              <w:t>Calendario: 15 clases (12/08/2026–18/11/2026). No hay festivos en miércoles; todas regulares.</w:t>
+              <w:t>Calendario: 13 sesiones (15 temas del microcurrículo) (26/08/2026–18/11/2026). Semestre acortado: inicio 24/08/2026, fin 22/11/2026; se conservan los 15 temas porque las sesiones 8 y 10 son dobles (dos temas afines en un bloque de 120 min).</w:t>
               <w:br/>
-              <w:t>[Detalle en CALENDARIO_2026-2.md del curso.]</w:t>
+              <w:t>No hay festivos en miércoles; todas las sesiones son regulares.</w:t>
               <w:br/>
-              <w:br/>
+              <w:t>[Detalle en Plan curso/2026-2/CALENDARIO_2026-2.md del curso.]</w:t>
             </w:r>
           </w:p>
           <w:p>
@@ -1030,30 +1030,35 @@
               </w:rPr>
             </w:pPr>
             <w:r>
+              <w:rPr>
+                <w:sz w:val="18"/>
+                <w:szCs w:val="18"/>
+                <w:vertAlign w:val="baseline"/>
+                <w:rtl w:val="0"/>
+              </w:rPr>
               <w:t>Acuerdo sobre los aspectos de evaluación</w:t>
               <w:br/>
-              <w:t>(Cálculo teórico 2026-2 — 30% / 30% / 40% — validar en socialización con el grupo)</w:t>
+              <w:t>(Cálculo teórico 2026-2 · 30% / 30% / 40% — validar en socialización con el grupo)</w:t>
               <w:br/>
-              <w:t>Parciales: siempre síncronos; NUNCA en festivo ni clase autónoma. Criterio: última clase regular (presencial/virtual síncrona) del corte.</w:t>
+              <w:t>Parciales: presenciales y síncronos; NUNCA en festivo ni en clase autónoma. Criterio: última sesión regular del corte.</w:t>
               <w:br/>
               <w:br/>
-              <w:t>Primer corte (30%) — [10/08/2026 al 13/09/2026] — Clases 1–5:</w:t>
+              <w:t>Primer corte (30%) — [24/08/2026 al 27/09/2026] · Sesiones 1–5:</w:t>
               <w:br/>
-              <w:t>* 10% Parcial 1 (cierre de corte, Clase 5 · 09/09/2026) | 10% Talleres o Quiz | 10% Asistencia</w:t>
+              <w:t>* 10% Parcial 1 (cierre de corte, Sesión 5 — 23/09/2026, presencial) | 10% Talleres o Quiz | 10% Asistencia</w:t>
               <w:br/>
               <w:br/>
-              <w:t>Segundo corte (30%) — [14/09/2026 al 18/10/2026] — Clases 6–10:</w:t>
+              <w:t>Segundo corte (30%) — [28/09/2026 al 25/10/2026] · Sesiones 6–9:</w:t>
               <w:br/>
-              <w:t>* 10% Parcial 2 (cierre de corte, Clase 10 · 14/10/2026) | 10% Talleres o Quiz | 10% Asistencia</w:t>
+              <w:t>* 10% Parcial 2 (cierre de corte, Sesión 9 — 21/10/2026, presencial) | 10% Talleres o Quiz | 10% Asistencia</w:t>
               <w:br/>
               <w:br/>
-              <w:t>Tercer corte (40%) — [19/10/2026 al 22/11/2026] — Clases 11–15:</w:t>
+              <w:t>Tercer corte (40%) — [26/10/2026 al 22/11/2026] · Sesiones 10–13:</w:t>
               <w:br/>
-              <w:t>* 15% Parcial 3 (cierre de corte, Clase 15 · 18/11/2026) | 20% Proyecto Integrador | 5% Asistencia</w:t>
+              <w:t>* 15% Parcial 3 (cierre de corte, Sesión 13 — 18/11/2026, presencial) | 20% Proyecto Integrador | 5% Asistencia</w:t>
               <w:br/>
               <w:br/>
-              <w:t>Nota: Criterio de parciales (fijo 2026-2): modalidad del curso = Virtual. Las clases pueden ser presencial, virtual (síncrona) o autónoma (p. ej. festivo). Los parciales son siempre síncronos (presencial o virtual síncrona según la franja del curso) y NUNCA se programan en día festivo ni en clase autónoma. Si el cierre teórico del corte cae en festivo/autónoma, el parcial se mueve a la última clase regular (presencial/virtual síncrona) anterior del mismo corte; la clase autónoma de cierre queda como refuerzo sin parcial. En este curso no hay festivos en miércoles; parciales en Clases 5/10/15.</w:t>
-              <w:br/>
+              <w:t>Nota: semestre 2026-2 acortado (inicio 24/08/2026 · fin 22/11/2026) = 13 sesiones que cubren los 15 temas del microcurrículo (2 sesiones dobles). Los porcentajes 30/30/40 y su desglose NO cambian. Los parciales nunca caen en festivo ni en clase autónoma.</w:t>
             </w:r>
           </w:p>
           <w:p>
@@ -1065,7 +1070,11 @@
                 <w:vertAlign w:val="baseline"/>
               </w:rPr>
             </w:pPr>
-            <w:r/>
+            <w:r>
+              <w:rPr>
+                <w:rtl w:val="0"/>
+              </w:rPr>
+            </w:r>
           </w:p>
           <w:p>
             <w:pPr>
@@ -1080,7 +1089,22 @@
                 <w:szCs w:val="18"/>
               </w:rPr>
             </w:pPr>
-            <w:r/>
+            <w:r>
+              <w:rPr>
+                <w:b w:val="1"/>
+                <w:bCs w:val="1"/>
+                <w:sz w:val="18"/>
+                <w:szCs w:val="18"/>
+                <w:rtl w:val="0"/>
+              </w:rPr>
+            </w:r>
+            <w:r>
+              <w:rPr>
+                <w:sz w:val="18"/>
+                <w:szCs w:val="18"/>
+                <w:rtl w:val="0"/>
+              </w:rPr>
+            </w:r>
           </w:p>
           <w:p>
             <w:pPr>
@@ -1095,7 +1119,13 @@
                 <w:szCs w:val="18"/>
               </w:rPr>
             </w:pPr>
-            <w:r/>
+            <w:r>
+              <w:rPr>
+                <w:sz w:val="18"/>
+                <w:szCs w:val="18"/>
+                <w:rtl w:val="0"/>
+              </w:rPr>
+            </w:r>
           </w:p>
           <w:p>
             <w:pPr>
@@ -1110,7 +1140,13 @@
                 <w:szCs w:val="18"/>
               </w:rPr>
             </w:pPr>
-            <w:r/>
+            <w:r>
+              <w:rPr>
+                <w:sz w:val="18"/>
+                <w:szCs w:val="18"/>
+                <w:rtl w:val="0"/>
+              </w:rPr>
+            </w:r>
           </w:p>
           <w:p>
             <w:pPr>
@@ -1125,7 +1161,22 @@
                 <w:szCs w:val="18"/>
               </w:rPr>
             </w:pPr>
-            <w:r/>
+            <w:r>
+              <w:rPr>
+                <w:b w:val="1"/>
+                <w:bCs w:val="1"/>
+                <w:sz w:val="18"/>
+                <w:szCs w:val="18"/>
+                <w:rtl w:val="0"/>
+              </w:rPr>
+            </w:r>
+            <w:r>
+              <w:rPr>
+                <w:sz w:val="18"/>
+                <w:szCs w:val="18"/>
+                <w:rtl w:val="0"/>
+              </w:rPr>
+            </w:r>
           </w:p>
           <w:p>
             <w:pPr>
@@ -1140,7 +1191,13 @@
                 <w:szCs w:val="18"/>
               </w:rPr>
             </w:pPr>
-            <w:r/>
+            <w:r>
+              <w:rPr>
+                <w:sz w:val="18"/>
+                <w:szCs w:val="18"/>
+                <w:rtl w:val="0"/>
+              </w:rPr>
+            </w:r>
           </w:p>
           <w:p>
             <w:pPr>
@@ -1155,7 +1212,13 @@
                 <w:szCs w:val="18"/>
               </w:rPr>
             </w:pPr>
-            <w:r/>
+            <w:r>
+              <w:rPr>
+                <w:sz w:val="18"/>
+                <w:szCs w:val="18"/>
+                <w:rtl w:val="0"/>
+              </w:rPr>
+            </w:r>
           </w:p>
           <w:p>
             <w:pPr>
@@ -1170,7 +1233,22 @@
                 <w:szCs w:val="18"/>
               </w:rPr>
             </w:pPr>
-            <w:r/>
+            <w:r>
+              <w:rPr>
+                <w:b w:val="1"/>
+                <w:bCs w:val="1"/>
+                <w:sz w:val="18"/>
+                <w:szCs w:val="18"/>
+                <w:rtl w:val="0"/>
+              </w:rPr>
+            </w:r>
+            <w:r>
+              <w:rPr>
+                <w:sz w:val="18"/>
+                <w:szCs w:val="18"/>
+                <w:rtl w:val="0"/>
+              </w:rPr>
+            </w:r>
           </w:p>
           <w:p>
             <w:pPr>
@@ -1185,7 +1263,13 @@
                 <w:szCs w:val="18"/>
               </w:rPr>
             </w:pPr>
-            <w:r/>
+            <w:r>
+              <w:rPr>
+                <w:sz w:val="18"/>
+                <w:szCs w:val="18"/>
+                <w:rtl w:val="0"/>
+              </w:rPr>
+            </w:r>
           </w:p>
           <w:p>
             <w:pPr>
@@ -1200,7 +1284,13 @@
                 <w:szCs w:val="18"/>
               </w:rPr>
             </w:pPr>
-            <w:r/>
+            <w:r>
+              <w:rPr>
+                <w:sz w:val="18"/>
+                <w:szCs w:val="18"/>
+                <w:rtl w:val="0"/>
+              </w:rPr>
+            </w:r>
           </w:p>
           <w:p>
             <w:pPr>
@@ -1211,7 +1301,11 @@
                 <w:vertAlign w:val="baseline"/>
               </w:rPr>
             </w:pPr>
-            <w:r/>
+            <w:r>
+              <w:rPr>
+                <w:rtl w:val="0"/>
+              </w:rPr>
+            </w:r>
           </w:p>
           <w:p>
             <w:pPr>
@@ -1222,7 +1316,11 @@
                 <w:vertAlign w:val="baseline"/>
               </w:rPr>
             </w:pPr>
-            <w:r/>
+            <w:r>
+              <w:rPr>
+                <w:rtl w:val="0"/>
+              </w:rPr>
+            </w:r>
           </w:p>
         </w:tc>
       </w:tr>
@@ -3534,28 +3632,17 @@
     </w:p>
     <w:p>
       <w:r>
-        <w:t>Docente: Julian Andres Castaño Espinosa · Correo: julianacastano@profesores.uniajc.edu.co · Horario: Miércoles 18:00 – 20:00 (120 min) · Modalidad: Presencialidad asistida (Clase 1 y parciales presencial síncrono · resto de clases virtual síncrona · festivos = clase autónoma) · Código: FI303204 · PRELLENADO 2026-2 — campos de estudiantes pendientes.</w:t>
+        <w:t>Docente: Julian Andres Castaño Espinosa · Correo: julianacastano@profesores.uniajc.edu.co · Horario: Miércoles 18:00 – 20:00 (120 min) · Modalidad: Presencialidad asistida (Sesión 1 y parciales presencial síncrono · resto virtual síncrona · festivos = clase autónoma) · Código: FI303204 · Periodo: 24/08/2026–22/11/2026 · 13 sesiones / 15 temas · PRELLENADO 2026-2 — campos de estudiantes pendientes.</w:t>
       </w:r>
     </w:p>
     <w:sectPr>
       <w:headerReference r:id="rId8" w:type="default"/>
-      <w:footerReference w:type="default" r:id="rId9"/>
       <w:pgSz w:h="15842" w:w="12242" w:orient="portrait"/>
       <w:pgMar w:bottom="1418" w:top="2211" w:left="1134" w:right="1134" w:header="851" w:footer="851"/>
       <w:pgNumType w:start="1"/>
     </w:sectPr>
   </w:body>
 </w:document>
-</file>
-
-<file path=word/footer1.xml><?xml version="1.0" encoding="utf-8"?>
-<w:ftr xmlns:m="http://schemas.openxmlformats.org/officeDocument/2006/math" xmlns:mc="http://schemas.openxmlformats.org/markup-compatibility/2006" xmlns:mo="http://schemas.microsoft.com/office/mac/office/2008/main" xmlns:mv="urn:schemas-microsoft-com:mac:vml" xmlns:o="urn:schemas-microsoft-com:office:office" xmlns:r="http://schemas.openxmlformats.org/officeDocument/2006/relationships" xmlns:v="urn:schemas-microsoft-com:vml" xmlns:w10="urn:schemas-microsoft-com:office:word" xmlns:w14="http://schemas.microsoft.com/office/word/2010/wordml" xmlns:w="http://schemas.openxmlformats.org/wordprocessingml/2006/main" xmlns:wne="http://schemas.microsoft.com/office/word/2006/wordml" xmlns:wp14="http://schemas.microsoft.com/office/word/2010/wordprocessingDrawing" xmlns:wp="http://schemas.openxmlformats.org/drawingml/2006/wordprocessingDrawing" xmlns:wpc="http://schemas.microsoft.com/office/word/2010/wordprocessingCanvas" xmlns:wpg="http://schemas.microsoft.com/office/word/2010/wordprocessingGroup" xmlns:wpi="http://schemas.microsoft.com/office/word/2010/wordprocessingInk" xmlns:wps="http://schemas.microsoft.com/office/word/2010/wordprocessingShape" mc:Ignorable="w14 wp14">
-  <w:p>
-    <w:pPr>
-      <w:pStyle w:val="Footer"/>
-    </w:pPr>
-  </w:p>
-</w:ftr>
 </file>
 
 <file path=word/header1.xml><?xml version="1.0" encoding="utf-8"?>

--- a/Programacion II/Entregas docente/2026-2/ACUERDO PEDAGOGICO - Programación II - 2026-2.docx
+++ b/Programacion II/Entregas docente/2026-2/ACUERDO PEDAGOGICO - Programación II - 2026-2.docx
@@ -941,7 +941,7 @@
               <w:br/>
               <w:t>Periodo 2026-2 · Grupo 341C · Miércoles 18:00 – 20:00 (120 min).</w:t>
               <w:br/>
-              <w:t>Modalidad: Presencialidad asistida (Sesión 1 y parciales presencial síncrono · resto de sesiones regulares virtual síncrona · festivos = clase autónoma).</w:t>
+              <w:t>Modalidad: Virtual (todas las sesiones por Meet, incluidos los parciales · festivos = clase autónoma).</w:t>
               <w:br/>
               <w:t>Estructura de clase: Teoría Core · Taller Guiado calificable (entrega máx. domingo 23:59) · Quiz corto.</w:t>
               <w:br/>
@@ -1040,22 +1040,22 @@
               <w:br/>
               <w:t>(Cálculo teórico 2026-2 · 30% / 30% / 40% — validar en socialización con el grupo)</w:t>
               <w:br/>
-              <w:t>Parciales: presenciales y síncronos; NUNCA en festivo ni en clase autónoma. Criterio: última sesión regular del corte.</w:t>
+              <w:t>Parciales: virtuales y síncronos; NUNCA en festivo ni en clase autónoma. Criterio: última sesión regular del corte.</w:t>
               <w:br/>
               <w:br/>
               <w:t>Primer corte (30%) — [24/08/2026 al 27/09/2026] · Sesiones 1–5:</w:t>
               <w:br/>
-              <w:t>* 10% Parcial 1 (cierre de corte, Sesión 5 — 23/09/2026, presencial) | 10% Talleres o Quiz | 10% Asistencia</w:t>
+              <w:t>* 10% Parcial 1 (cierre de corte, Sesión 5 — 23/09/2026, virtual) | 10% Talleres o Quiz | 10% Asistencia</w:t>
               <w:br/>
               <w:br/>
               <w:t>Segundo corte (30%) — [28/09/2026 al 25/10/2026] · Sesiones 6–9:</w:t>
               <w:br/>
-              <w:t>* 10% Parcial 2 (cierre de corte, Sesión 9 — 21/10/2026, presencial) | 10% Talleres o Quiz | 10% Asistencia</w:t>
+              <w:t>* 10% Parcial 2 (cierre de corte, Sesión 9 — 21/10/2026, virtual) | 10% Talleres o Quiz | 10% Asistencia</w:t>
               <w:br/>
               <w:br/>
               <w:t>Tercer corte (40%) — [26/10/2026 al 22/11/2026] · Sesiones 10–13:</w:t>
               <w:br/>
-              <w:t>* 15% Parcial 3 (cierre de corte, Sesión 13 — 18/11/2026, presencial) | 20% Proyecto Integrador | 5% Asistencia</w:t>
+              <w:t>* 15% Parcial 3 (cierre de corte, Sesión 13 — 18/11/2026, virtual) | 20% Proyecto Integrador | 5% Asistencia</w:t>
               <w:br/>
               <w:br/>
               <w:t>Nota: semestre 2026-2 acortado (inicio 24/08/2026 · fin 22/11/2026) = 13 sesiones que cubren los 15 temas del microcurrículo (2 sesiones dobles). Los porcentajes 30/30/40 y su desglose NO cambian. Los parciales nunca caen en festivo ni en clase autónoma.</w:t>
@@ -3632,7 +3632,7 @@
     </w:p>
     <w:p>
       <w:r>
-        <w:t>Docente: Julian Andres Castaño Espinosa · Correo: julianacastano@profesores.uniajc.edu.co · Horario: Miércoles 18:00 – 20:00 (120 min) · Modalidad: Presencialidad asistida (Sesión 1 y parciales presencial síncrono · resto virtual síncrona · festivos = clase autónoma) · Código: FI303204 · Periodo: 24/08/2026–22/11/2026 · 13 sesiones / 15 temas · PRELLENADO 2026-2 — campos de estudiantes pendientes.</w:t>
+        <w:t>Docente: Julian Andres Castaño Espinosa · Correo: julianacastano@profesores.uniajc.edu.co · Horario: Miércoles 18:00 – 20:00 (120 min) · Modalidad: Virtual (todas las sesiones por Meet, incluidos los parciales · festivos = clase autónoma) · Código: FI303204 · Periodo: 24/08/2026–22/11/2026 · 13 sesiones / 15 temas · PRELLENADO 2026-2 — campos de estudiantes pendientes.</w:t>
       </w:r>
     </w:p>
     <w:sectPr>
